--- a/Revised Sprint 1 Deliverables/Sprint 1.3 Revised Risk Register.docx
+++ b/Revised Sprint 1 Deliverables/Sprint 1.3 Revised Risk Register.docx
@@ -414,16 +414,7 @@
           <w:p>
             <w:r/>
             <w:r>
-              <w:t xml:space="preserve">Application cannot be submitted. Adrian agreed to act as PI, but the remaining documentation needs him and he has been unavailable since 11 August. </w:t>
-            </w:r>
-            <w:r>
-              <w:rPr>
-                <w:b/>
-              </w:rPr>
-              <w:t>No workaround exists.</w:t>
-            </w:r>
-            <w:r>
-              <w:t xml:space="preserve"> All large-scale evaluation is blocked</w:t>
+              <w:t>Kaya access is pending. Adrian agreed to act as PI; confirm outstanding paperwork and the split of responsibilities. No alternative large-scale compute allocation is confirmed; bounded local inference has succeeded</w:t>
             </w:r>
           </w:p>
         </w:tc>
@@ -785,10 +776,10 @@
               <w:rPr>
                 <w:b/>
               </w:rPr>
-              <w:t>GTX 1660, 6 GiB, CUDA 12.6</w:t>
+              <w:t>GTX 1660, 6 GiB</w:t>
             </w:r>
             <w:r>
-              <w:t>. The premise was never verified in Sprint 1. It runs inference, but a full GOOSE validation is ~5 hours sustained, so it does not replace Kaya</w:t>
+              <w:t>. Bounded FP32 inference works under record 0006's patched protocol. Its ten-frame loop-body timing extrapolates to ~5 hours excluding data loading; full-split resource use is unmeasured</w:t>
             </w:r>
           </w:p>
         </w:tc>
@@ -933,7 +924,7 @@
               <w:rPr>
                 <w:b/>
               </w:rPr>
-              <w:t>Closed</w:t>
+              <w:t>Reduced</w:t>
             </w:r>
           </w:p>
         </w:tc>
@@ -944,7 +935,7 @@
           <w:p>
             <w:r/>
             <w:r>
-              <w:t>Mini and validation splits used throughout. A team member has since cleared 2 TB, removing the constraint</w:t>
+              <w:t>Mini and validation splits fit the available storage. Additional disk space helps but does not establish capacity for full datasets and extraction; check the intended download and working-space requirements first</w:t>
             </w:r>
           </w:p>
         </w:tc>
@@ -1387,7 +1378,7 @@
           <w:p>
             <w:r/>
             <w:r>
-              <w:t>No radar-first open-source detection baseline exists</w:t>
+              <w:t>No usable radar-first open-source detection baseline is available to the team</w:t>
             </w:r>
           </w:p>
         </w:tc>
@@ -1423,10 +1414,10 @@
               <w:rPr>
                 <w:b/>
               </w:rPr>
-              <w:t>Open, not investigated.</w:t>
+              <w:t>Open.</w:t>
             </w:r>
             <w:r>
-              <w:t xml:space="preserve"> Still unexamined and still the risk most likely to undercut the project's stated 4D RADAR focus</w:t>
+              <w:t xml:space="preserve"> The TruckScenes paper reports radar baselines, but a compatible released implementation/checkpoint and compute plan have not yet been selected. Published results alone do not establish local runnability</w:t>
             </w:r>
           </w:p>
         </w:tc>
@@ -1820,7 +1811,7 @@
               <w:t>One CUDA machine on the team.</w:t>
             </w:r>
             <w:r>
-              <w:t xml:space="preserve"> All model work depends on a single 6 GiB laptop GPU</w:t>
+              <w:t xml:space="preserve"> CUDA-dependent work relies on a single 6 GiB GPU; the FCOS3D camera run demonstrates a separate CPU path</w:t>
             </w:r>
           </w:p>
         </w:tc>
@@ -1868,7 +1859,7 @@
               <w:t>Contingency:</w:t>
             </w:r>
             <w:r>
-              <w:t xml:space="preserve"> Google Colab for bounded runs; Kaya if access is granted</w:t>
+              <w:t xml:space="preserve"> assess bounded CPU or Colab runs for the selected model; Kaya if access is granted</w:t>
             </w:r>
           </w:p>
         </w:tc>
@@ -1979,10 +1970,7 @@
               <w:rPr>
                 <w:b/>
               </w:rPr>
-              <w:t>No complete benchmark number exists.</w:t>
-            </w:r>
-            <w:r>
-              <w:t xml:space="preserve"> One model run covers 1% of one split</w:t>
+              <w:t>No full-dataset or matched-modality benchmark exists.</w:t>
             </w:r>
           </w:p>
         </w:tc>
@@ -1993,7 +1981,10 @@
           <w:p>
             <w:r/>
             <w:r>
-              <w:t>High/High</w:t>
+              <w:rPr>
+                <w:b/>
+              </w:rPr>
+              <w:t>Reduced · Med/High</w:t>
             </w:r>
           </w:p>
         </w:tc>
@@ -2016,12 +2007,22 @@
             <w:r/>
             <w:r>
               <w:rPr>
-                <w:i/>
+                <w:b/>
               </w:rPr>
-              <w:t>Mitigation:</w:t>
+              <w:t>Updated 6 Sep.</w:t>
             </w:r>
             <w:r>
-              <w:t xml:space="preserve"> recorded as diagnostics, not metrics, so nothing misleading enters the record. </w:t>
+              <w:t xml:space="preserve"> FCOS3D's scored submission covers all 80 TruckScenes </w:t>
+            </w:r>
+            <w:r>
+              <w:rPr>
+                <w:rFonts w:ascii="Consolas" w:hAnsi="Consolas"/>
+                <w:color w:val="B03060"/>
+              </w:rPr>
+              <w:t>mini_val</w:t>
+            </w:r>
+            <w:r>
+              <w:t xml:space="preserve"> tokens and reports mAP 0.0000 with single-camera coverage. Completion on its 17 empty entries needs log verification because the runner pre-fills them. GOOSE remains 10/961 frames and diagnostics-only. </w:t>
             </w:r>
             <w:r>
               <w:rPr>
@@ -2030,7 +2031,157 @@
               <w:t>Contingency:</w:t>
             </w:r>
             <w:r>
-              <w:t xml:space="preserve"> if compute never arrives, report the measured cost of running and the reason it could not complete</w:t>
+              <w:t xml:space="preserve"> report measured bounded work and explicit completion limits</w:t>
+            </w:r>
+          </w:p>
+        </w:tc>
+      </w:tr>
+      <w:tr>
+        <w:tc>
+          <w:tcPr>
+            <w:tcW w:type="dxa" w:w="1728"/>
+          </w:tcPr>
+          <w:p>
+            <w:r/>
+            <w:r>
+              <w:rPr>
+                <w:b/>
+              </w:rPr>
+              <w:t>R-34</w:t>
+            </w:r>
+          </w:p>
+        </w:tc>
+        <w:tc>
+          <w:tcPr>
+            <w:tcW w:type="dxa" w:w="1728"/>
+          </w:tcPr>
+          <w:p>
+            <w:r/>
+            <w:r>
+              <w:rPr>
+                <w:b/>
+              </w:rPr>
+              <w:t>Pretrained checkpoints may transfer poorly to truck-mounted sensors.</w:t>
+            </w:r>
+            <w:r>
+              <w:t xml:space="preserve"> FCOS3D's zero score is observed; camera height has not been isolated as its cause</w:t>
+            </w:r>
+          </w:p>
+        </w:tc>
+        <w:tc>
+          <w:tcPr>
+            <w:tcW w:type="dxa" w:w="1728"/>
+          </w:tcPr>
+          <w:p>
+            <w:r/>
+            <w:r>
+              <w:rPr>
+                <w:b/>
+              </w:rPr>
+              <w:t>High/High</w:t>
+            </w:r>
+          </w:p>
+        </w:tc>
+        <w:tc>
+          <w:tcPr>
+            <w:tcW w:type="dxa" w:w="1728"/>
+          </w:tcPr>
+          <w:p>
+            <w:r/>
+            <w:r>
+              <w:t>Aiden</w:t>
+            </w:r>
+          </w:p>
+        </w:tc>
+        <w:tc>
+          <w:tcPr>
+            <w:tcW w:type="dxa" w:w="1728"/>
+          </w:tcPr>
+          <w:p>
+            <w:r/>
+            <w:r>
+              <w:rPr>
+                <w:i/>
+              </w:rPr>
+              <w:t>Mitigation:</w:t>
+            </w:r>
+            <w:r>
+              <w:t xml:space="preserve"> verify coordinate/calibration handling against known geometry and compare predictions with visible ground truth before diagnosing domain shift; record training data and sensor coverage. </w:t>
+            </w:r>
+            <w:r>
+              <w:rPr>
+                <w:i/>
+              </w:rPr>
+              <w:t>Contingency:</w:t>
+            </w:r>
+            <w:r>
+              <w:t xml:space="preserve"> report the observed score with unresolved causes, without generalising to all checkpoints or claiming range degradation</w:t>
+            </w:r>
+          </w:p>
+        </w:tc>
+      </w:tr>
+      <w:tr>
+        <w:tc>
+          <w:tcPr>
+            <w:tcW w:type="dxa" w:w="1728"/>
+          </w:tcPr>
+          <w:p>
+            <w:r/>
+            <w:r>
+              <w:rPr>
+                <w:b/>
+              </w:rPr>
+              <w:t>R-35</w:t>
+            </w:r>
+          </w:p>
+        </w:tc>
+        <w:tc>
+          <w:tcPr>
+            <w:tcW w:type="dxa" w:w="1728"/>
+          </w:tcPr>
+          <w:p>
+            <w:r/>
+            <w:r>
+              <w:rPr>
+                <w:b/>
+              </w:rPr>
+              <w:t>Assessment evidence sits in unmerged pull requests.</w:t>
+            </w:r>
+          </w:p>
+        </w:tc>
+        <w:tc>
+          <w:tcPr>
+            <w:tcW w:type="dxa" w:w="1728"/>
+          </w:tcPr>
+          <w:p>
+            <w:r/>
+            <w:r>
+              <w:rPr>
+                <w:b/>
+              </w:rPr>
+              <w:t>Closed · 6 Sep</w:t>
+            </w:r>
+          </w:p>
+        </w:tc>
+        <w:tc>
+          <w:tcPr>
+            <w:tcW w:type="dxa" w:w="1728"/>
+          </w:tcPr>
+          <w:p>
+            <w:r/>
+            <w:r>
+              <w:t>Damien</w:t>
+            </w:r>
+          </w:p>
+        </w:tc>
+        <w:tc>
+          <w:tcPr>
+            <w:tcW w:type="dxa" w:w="1728"/>
+          </w:tcPr>
+          <w:p>
+            <w:r/>
+            <w:r>
+              <w:t>TruckScenes survey #21 and FCOS3D evaluation #27 are now merged. Check the submitted revision's links and current PR state before assessment</w:t>
             </w:r>
           </w:p>
         </w:tc>
@@ -2597,7 +2748,7 @@
         <w:t>R-28 and R-09 are the same underlying dependency.</w:t>
       </w:r>
       <w:r>
-        <w:t xml:space="preserve"> Client availability blocks approval, and the Kaya paperwork blocks compute, and compute blocks the benchmarking that the project exists to do. Everything the team could do without them has been done.</w:t>
+        <w:t xml:space="preserve"> Client availability blocks approval, and Kaya paperwork blocks the proposed HPC access. CPU camera inference and bounded local GOOSE inference have already worked. Work remains possible meanwhile: independent cold reads, baseline/checkpoint selection, TruckDrive survey/record integration and protocol review.</w:t>
       </w:r>
     </w:p>
     <w:p>
@@ -2605,10 +2756,34 @@
         <w:rPr>
           <w:b/>
         </w:rPr>
-        <w:t>R-31 is the honest consequence.</w:t>
+        <w:t>R-31 has changed.</w:t>
       </w:r>
       <w:r>
-        <w:t xml:space="preserve"> There is no complete benchmark number. We can say precisely what each dataset contains, that a model runs, and what a full run would cost — but not how models perform. That gap is a resourcing outcome, and it is documented rather than disguised.</w:t>
+        <w:t xml:space="preserve"> FCOS3D's saved evaluator output reports </w:t>
+      </w:r>
+      <w:r>
+        <w:rPr>
+          <w:b/>
+        </w:rPr>
+        <w:t>mAP 0.0000</w:t>
+      </w:r>
+      <w:r>
+        <w:t xml:space="preserve"> for a submission containing all 80 TruckScenes </w:t>
+      </w:r>
+      <w:r>
+        <w:rPr>
+          <w:rFonts w:ascii="Consolas" w:hAnsi="Consolas"/>
+          <w:color w:val="B03060"/>
+        </w:rPr>
+        <w:t>mini_val</w:t>
+      </w:r>
+      <w:r>
+        <w:t xml:space="preserve"> tokens. It contains 959 boxes in 63 nonempty entries. The author's reported complete inference needs confirmation for the 17 empty entries, which the runner could also produce before processing them. Camera-height/domain shift remains a hypothesis: reference conversion code does not by itself validate its use with TruckScenes calibration. No range-banded evaluation or controlled test isolating camera height is recorded.</w:t>
+      </w:r>
+    </w:p>
+    <w:p>
+      <w:r>
+        <w:t>That is a real result, not an absence of one, and it is the first time this project has measured how a model performs rather than what a dataset contains.</w:t>
       </w:r>
     </w:p>
     <w:p>
